--- a/stitches/maskar/Treble_crochet_back.docx
+++ b/stitches/maskar/Treble_crochet_back.docx
@@ -14,6 +14,7 @@
         <w:rPr>
           <w:b/>
           <w:bCs/>
+          <w:noProof/>
           <w:lang w:val="en-US"/>
         </w:rPr>
         <w:drawing>
@@ -66,7 +67,6 @@
           </wp:anchor>
         </w:drawing>
       </w:r>
-      <w:proofErr w:type="spellStart"/>
       <w:r>
         <w:rPr>
           <w:b/>
@@ -81,45 +81,8 @@
           <w:bCs/>
           <w:lang w:val="en-US"/>
         </w:rPr>
-        <w:t>elstolpe</w:t>
+        <w:t>elstolpe i bakre maskbågen</w:t>
       </w:r>
-      <w:proofErr w:type="spellEnd"/>
-      <w:r>
-        <w:rPr>
-          <w:b/>
-          <w:bCs/>
-          <w:lang w:val="en-US"/>
-        </w:rPr>
-        <w:t xml:space="preserve"> i </w:t>
-      </w:r>
-      <w:proofErr w:type="spellStart"/>
-      <w:r>
-        <w:rPr>
-          <w:b/>
-          <w:bCs/>
-          <w:lang w:val="en-US"/>
-        </w:rPr>
-        <w:t>bakre</w:t>
-      </w:r>
-      <w:proofErr w:type="spellEnd"/>
-      <w:r>
-        <w:rPr>
-          <w:b/>
-          <w:bCs/>
-          <w:lang w:val="en-US"/>
-        </w:rPr>
-        <w:t xml:space="preserve"> </w:t>
-      </w:r>
-      <w:proofErr w:type="spellStart"/>
-      <w:r>
-        <w:rPr>
-          <w:b/>
-          <w:bCs/>
-          <w:lang w:val="en-US"/>
-        </w:rPr>
-        <w:t>maskbågen</w:t>
-      </w:r>
-      <w:proofErr w:type="spellEnd"/>
     </w:p>
     <w:p>
       <w:pPr>
@@ -137,7 +100,6 @@
         </w:rPr>
         <w:t>(</w:t>
       </w:r>
-      <w:proofErr w:type="spellStart"/>
       <w:r>
         <w:rPr>
           <w:b/>
@@ -146,7 +108,6 @@
         </w:rPr>
         <w:t>Double_Treble_crochet_back_loop_only</w:t>
       </w:r>
-      <w:proofErr w:type="spellEnd"/>
       <w:r>
         <w:rPr>
           <w:b/>
@@ -155,34 +116,14 @@
         </w:rPr>
         <w:t xml:space="preserve">, </w:t>
       </w:r>
-      <w:proofErr w:type="spellStart"/>
       <w:r>
         <w:rPr>
           <w:b/>
           <w:bCs/>
           <w:lang w:val="en-US"/>
         </w:rPr>
-        <w:t>trc</w:t>
+        <w:t>trc blo</w:t>
       </w:r>
-      <w:proofErr w:type="spellEnd"/>
-      <w:r>
-        <w:rPr>
-          <w:b/>
-          <w:bCs/>
-          <w:lang w:val="en-US"/>
-        </w:rPr>
-        <w:t xml:space="preserve"> </w:t>
-      </w:r>
-      <w:proofErr w:type="spellStart"/>
-      <w:r>
-        <w:rPr>
-          <w:b/>
-          <w:bCs/>
-          <w:lang w:val="en-US"/>
-        </w:rPr>
-        <w:t>blo</w:t>
-      </w:r>
-      <w:proofErr w:type="spellEnd"/>
       <w:r>
         <w:rPr>
           <w:b/>
@@ -223,29 +164,14 @@
         <w:t xml:space="preserve"> in nålen endast genom den bakre maskbågen på maskan från varvet under</w:t>
       </w:r>
       <w:r>
-        <w:t xml:space="preserve"> </w:t>
-      </w:r>
-      <w:r>
-        <w:t>(</w:t>
+        <w:t xml:space="preserve"> (</w:t>
       </w:r>
       <w:hyperlink r:id="rId7" w:history="1">
         <w:r>
           <w:rPr>
             <w:rStyle w:val="Hyperlnk"/>
           </w:rPr>
-          <w:t xml:space="preserve">se </w:t>
-        </w:r>
-        <w:r>
-          <w:rPr>
-            <w:rStyle w:val="Hyperlnk"/>
-          </w:rPr>
-          <w:t>h</w:t>
-        </w:r>
-        <w:r>
-          <w:rPr>
-            <w:rStyle w:val="Hyperlnk"/>
-          </w:rPr>
-          <w:t>alvstolpe i bakre maskbågen</w:t>
+          <w:t>se halvstolpe i bakre maskbågen</w:t>
         </w:r>
       </w:hyperlink>
       <w:r>
